--- a/docs/docx/01_조사와근거.docx
+++ b/docs/docx/01_조사와근거.docx
@@ -833,7 +833,7 @@
         <w:t xml:space="preserve"> </w:t>
       </w:r>
       <w:r>
-        <w:t xml:space="preserve">대부분 평생 한 번 걷는다. LTV = 1회 거래액.</w:t>
+        <w:t xml:space="preserve">대부분 평생 한 번 걷는다. LTV(고객 한 명이 평생 우리에게 지불하는 총액) = 1회 거래액.</w:t>
       </w:r>
     </w:p>
     <w:p>
@@ -16901,13 +16901,13 @@
       </w:r>
     </w:p>
     <w:bookmarkEnd w:id="82"/>
-    <w:bookmarkStart w:id="83" w:name="yellow_circle-결함-6--페르소나-비율이-창작이다"/>
+    <w:bookmarkStart w:id="83" w:name="X1391b6b460eba4c64d66df334d80818a9241f23"/>
     <w:p>
       <w:pPr>
         <w:pStyle w:val="Heading3"/>
       </w:pPr>
       <w:r>
-        <w:t xml:space="preserve">🟡 결함 6 — 페르소나 비율이 창작이다</w:t>
+        <w:t xml:space="preserve">🟡 결함 6 — 페르소나(실제 조사 없이 "이런 유형의 사용자가 있다"고 가정해서 만든 대표 인물상) 비율이 창작이다</w:t>
       </w:r>
     </w:p>
     <w:p>
